--- a/data/outputs/v2/Physics/SS4.2_Introduction_to_Space_Physics/Physics_Introduction_to_Space_Physics_FinalExplanation_TeacherKey.docx
+++ b/data/outputs/v2/Physics/SS4.2_Introduction_to_Space_Physics/Physics_Introduction_to_Space_Physics_FinalExplanation_TeacherKey.docx
@@ -1826,7 +1826,7 @@
         </w:rPr>
         <w:t xml:space="preserve">© 2026 SeaVuria and ARES. This work is licensed under a </w:t>
       </w:r>
-      <w:hyperlink w:history="1" r:id="rIdossdp5ivi4wzzzrhhofzf">
+      <w:hyperlink w:history="1" r:id="rIdlvygv3tdb_r7rnuj9ss-x">
         <w:r>
           <w:rPr>
             <w:rFonts w:ascii="Arial" w:cs="Arial" w:eastAsia="Arial" w:hAnsi="Arial"/>
@@ -1846,7 +1846,7 @@
         </w:rPr>
         <w:t xml:space="preserve"> (</w:t>
       </w:r>
-      <w:hyperlink w:history="1" r:id="rId9lwe-17n27fuym_97eivu">
+      <w:hyperlink w:history="1" r:id="rIdf6vux1ofvwc8lueeedwbc">
         <w:r>
           <w:rPr>
             <w:rFonts w:ascii="Arial" w:cs="Arial" w:eastAsia="Arial" w:hAnsi="Arial"/>
@@ -1866,7 +1866,7 @@
         </w:rPr>
         <w:t xml:space="preserve">). To view a copy of this license, visit </w:t>
       </w:r>
-      <w:hyperlink w:history="1" r:id="rIddupuaqw01ba5kzne-qzui">
+      <w:hyperlink w:history="1" r:id="rIdmljcnykctpmguh689fp_s">
         <w:r>
           <w:rPr>
             <w:rFonts w:ascii="Arial" w:cs="Arial" w:eastAsia="Arial" w:hAnsi="Arial"/>

--- a/data/outputs/v2/Physics/SS4.2_Introduction_to_Space_Physics/Physics_Introduction_to_Space_Physics_FinalExplanation_TeacherKey.docx
+++ b/data/outputs/v2/Physics/SS4.2_Introduction_to_Space_Physics/Physics_Introduction_to_Space_Physics_FinalExplanation_TeacherKey.docx
@@ -1826,7 +1826,7 @@
         </w:rPr>
         <w:t xml:space="preserve">© 2026 SeaVuria and ARES. This work is licensed under a </w:t>
       </w:r>
-      <w:hyperlink w:history="1" r:id="rIdlvygv3tdb_r7rnuj9ss-x">
+      <w:hyperlink w:history="1" r:id="rId0y0crrrfndynqbbl-oexi">
         <w:r>
           <w:rPr>
             <w:rFonts w:ascii="Arial" w:cs="Arial" w:eastAsia="Arial" w:hAnsi="Arial"/>
@@ -1846,7 +1846,7 @@
         </w:rPr>
         <w:t xml:space="preserve"> (</w:t>
       </w:r>
-      <w:hyperlink w:history="1" r:id="rIdf6vux1ofvwc8lueeedwbc">
+      <w:hyperlink w:history="1" r:id="rIdr7ocul7cihanj-x-sg8ot">
         <w:r>
           <w:rPr>
             <w:rFonts w:ascii="Arial" w:cs="Arial" w:eastAsia="Arial" w:hAnsi="Arial"/>
@@ -1866,7 +1866,7 @@
         </w:rPr>
         <w:t xml:space="preserve">). To view a copy of this license, visit </w:t>
       </w:r>
-      <w:hyperlink w:history="1" r:id="rIdmljcnykctpmguh689fp_s">
+      <w:hyperlink w:history="1" r:id="rIdcgqb6f_hpwcfta2_mexie">
         <w:r>
           <w:rPr>
             <w:rFonts w:ascii="Arial" w:cs="Arial" w:eastAsia="Arial" w:hAnsi="Arial"/>

--- a/data/outputs/v2/Physics/SS4.2_Introduction_to_Space_Physics/Physics_Introduction_to_Space_Physics_FinalExplanation_TeacherKey.docx
+++ b/data/outputs/v2/Physics/SS4.2_Introduction_to_Space_Physics/Physics_Introduction_to_Space_Physics_FinalExplanation_TeacherKey.docx
@@ -478,7 +478,7 @@
                 <w:sz w:val="18"/>
                 <w:szCs w:val="18"/>
               </w:rPr>
-              <w:t xml:space="preserve">Order: quark-gluon plasma, then first atoms of hydrogen and helium (about 380,000 years after the Big Bang), then first stars (about 200 million years after the Big Bang), then first galaxies (about 1 billion years after the Big Bang), then our Solar System (about 4.6 billion years ago). Our Milky Way is one of the galaxies that formed in this galaxy-forming era, so it belongs alongside the first galaxies, before the Solar System; the exact point at which it formed in this sequence is not more precise than that. Explanation: As the universe expanded it cooled. Matter changed from a plasma into protons and neutrons and then into the first atoms. Gravity then pulled the hydrogen and helium together into clumps, which became stars and galaxies. Over vast timescales this produced the structured sky. The Milky Way, the glowing band we see from the Rift Valley, is a barred spiral galaxy containing over 200 billion stars, including our Sun. The Solar System formed later from a collapsing nebula. Because the light from distant stars left them millions or billions of years ago, the sky we see is a snapshot of the past, not a fixed picture.</w:t>
+              <w:t xml:space="preserve">Order: quark-gluon plasma, then first atoms of hydrogen and helium (about 380,000 years after the Big Bang), then first stars (about 200 million years after the Big Bang), then first galaxies (about 300 million years after the Big Bang), then our Solar System (about 4.6 billion years ago). Our Milky Way is one of the galaxies that formed in this galaxy-forming era, so it belongs alongside the first galaxies, before the Solar System; the exact point at which it formed in this sequence is not more precise than that. Explanation: As the universe expanded it cooled. Matter changed from a plasma into protons and neutrons and then into the first atoms. Gravity then pulled the hydrogen and helium together into clumps, which became stars and galaxies. Over vast timescales this produced the structured sky. The Milky Way, the glowing band we see from the Rift Valley, is a barred spiral galaxy containing over 200 billion stars, including our Sun. The Solar System formed later from a collapsing nebula. Because the light from distant stars left them millions or billions of years ago, the sky we see is a snapshot of the past, not a fixed picture.</w:t>
             </w:r>
           </w:p>
         </w:tc>
@@ -1826,7 +1826,7 @@
         </w:rPr>
         <w:t xml:space="preserve">© 2026 SeaVuria and ARES. This work is licensed under a </w:t>
       </w:r>
-      <w:hyperlink w:history="1" r:id="rId0y0crrrfndynqbbl-oexi">
+      <w:hyperlink w:history="1" r:id="rIdt4ut4lllk41tzpmqmn29u">
         <w:r>
           <w:rPr>
             <w:rFonts w:ascii="Arial" w:cs="Arial" w:eastAsia="Arial" w:hAnsi="Arial"/>
@@ -1846,7 +1846,7 @@
         </w:rPr>
         <w:t xml:space="preserve"> (</w:t>
       </w:r>
-      <w:hyperlink w:history="1" r:id="rIdr7ocul7cihanj-x-sg8ot">
+      <w:hyperlink w:history="1" r:id="rIdlaallgo5-f5kcrzjlgo4h">
         <w:r>
           <w:rPr>
             <w:rFonts w:ascii="Arial" w:cs="Arial" w:eastAsia="Arial" w:hAnsi="Arial"/>
@@ -1866,7 +1866,7 @@
         </w:rPr>
         <w:t xml:space="preserve">). To view a copy of this license, visit </w:t>
       </w:r>
-      <w:hyperlink w:history="1" r:id="rIdcgqb6f_hpwcfta2_mexie">
+      <w:hyperlink w:history="1" r:id="rIdk5pkcaihabhwjh412l29m">
         <w:r>
           <w:rPr>
             <w:rFonts w:ascii="Arial" w:cs="Arial" w:eastAsia="Arial" w:hAnsi="Arial"/>

--- a/data/outputs/v2/Physics/SS4.2_Introduction_to_Space_Physics/Physics_Introduction_to_Space_Physics_FinalExplanation_TeacherKey.docx
+++ b/data/outputs/v2/Physics/SS4.2_Introduction_to_Space_Physics/Physics_Introduction_to_Space_Physics_FinalExplanation_TeacherKey.docx
@@ -1826,7 +1826,7 @@
         </w:rPr>
         <w:t xml:space="preserve">© 2026 SeaVuria and ARES. This work is licensed under a </w:t>
       </w:r>
-      <w:hyperlink w:history="1" r:id="rIdt4ut4lllk41tzpmqmn29u">
+      <w:hyperlink w:history="1" r:id="rIdylgw-mdw3-daxs1jlqrax">
         <w:r>
           <w:rPr>
             <w:rFonts w:ascii="Arial" w:cs="Arial" w:eastAsia="Arial" w:hAnsi="Arial"/>
@@ -1846,7 +1846,7 @@
         </w:rPr>
         <w:t xml:space="preserve"> (</w:t>
       </w:r>
-      <w:hyperlink w:history="1" r:id="rIdlaallgo5-f5kcrzjlgo4h">
+      <w:hyperlink w:history="1" r:id="rIdf5usip4ffni-cirsriy2x">
         <w:r>
           <w:rPr>
             <w:rFonts w:ascii="Arial" w:cs="Arial" w:eastAsia="Arial" w:hAnsi="Arial"/>
@@ -1866,7 +1866,7 @@
         </w:rPr>
         <w:t xml:space="preserve">). To view a copy of this license, visit </w:t>
       </w:r>
-      <w:hyperlink w:history="1" r:id="rIdk5pkcaihabhwjh412l29m">
+      <w:hyperlink w:history="1" r:id="rIdafch-jho0pczer68a3lqg">
         <w:r>
           <w:rPr>
             <w:rFonts w:ascii="Arial" w:cs="Arial" w:eastAsia="Arial" w:hAnsi="Arial"/>

--- a/data/outputs/v2/Physics/SS4.2_Introduction_to_Space_Physics/Physics_Introduction_to_Space_Physics_FinalExplanation_TeacherKey.docx
+++ b/data/outputs/v2/Physics/SS4.2_Introduction_to_Space_Physics/Physics_Introduction_to_Space_Physics_FinalExplanation_TeacherKey.docx
@@ -4,6 +4,7 @@
   <w:body>
     <w:p>
       <w:pPr>
+        <w:keepNext w:val="false"/>
         <w:spacing w:after="30" w:before="0"/>
         <w:jc w:val="center"/>
       </w:pPr>
@@ -23,6 +24,7 @@
     </w:p>
     <w:p>
       <w:pPr>
+        <w:keepNext w:val="false"/>
         <w:spacing w:after="60" w:before="0"/>
         <w:jc w:val="center"/>
       </w:pPr>
@@ -81,6 +83,7 @@
           </w:tcPr>
           <w:p>
             <w:pPr>
+              <w:keepNext w:val="false"/>
               <w:spacing w:after="40" w:before="0"/>
               <w:jc w:val="center"/>
             </w:pPr>
@@ -116,6 +119,7 @@
           </w:tcPr>
           <w:p>
             <w:pPr>
+              <w:keepNext w:val="false"/>
               <w:spacing w:after="40" w:before="0"/>
               <w:jc w:val="center"/>
             </w:pPr>
@@ -176,6 +180,7 @@
           </w:tcPr>
           <w:p>
             <w:pPr>
+              <w:keepNext w:val="false"/>
               <w:spacing w:after="40" w:before="0"/>
               <w:jc w:val="center"/>
             </w:pPr>
@@ -210,6 +215,7 @@
           </w:tcPr>
           <w:p>
             <w:pPr>
+              <w:keepNext w:val="false"/>
               <w:spacing w:after="40" w:before="0"/>
               <w:jc w:val="left"/>
             </w:pPr>
@@ -271,6 +277,7 @@
           </w:tcPr>
           <w:p>
             <w:pPr>
+              <w:keepNext/>
               <w:spacing w:after="40" w:before="0"/>
               <w:jc w:val="center"/>
             </w:pPr>
@@ -305,6 +312,7 @@
           </w:tcPr>
           <w:p>
             <w:pPr>
+              <w:keepNext w:val="false"/>
               <w:spacing w:after="40" w:before="0"/>
               <w:jc w:val="left"/>
             </w:pPr>
@@ -337,6 +345,7 @@
           </w:tcPr>
           <w:p>
             <w:pPr>
+              <w:keepNext w:val="false"/>
               <w:spacing w:after="40" w:before="0"/>
               <w:jc w:val="left"/>
             </w:pPr>
@@ -398,6 +407,7 @@
           </w:tcPr>
           <w:p>
             <w:pPr>
+              <w:keepNext/>
               <w:spacing w:after="40" w:before="0"/>
               <w:jc w:val="center"/>
             </w:pPr>
@@ -432,6 +442,7 @@
           </w:tcPr>
           <w:p>
             <w:pPr>
+              <w:keepNext w:val="false"/>
               <w:spacing w:after="40" w:before="0"/>
               <w:jc w:val="left"/>
             </w:pPr>
@@ -464,6 +475,7 @@
           </w:tcPr>
           <w:p>
             <w:pPr>
+              <w:keepNext w:val="false"/>
               <w:spacing w:after="40" w:before="0"/>
               <w:jc w:val="left"/>
             </w:pPr>
@@ -525,6 +537,7 @@
           </w:tcPr>
           <w:p>
             <w:pPr>
+              <w:keepNext/>
               <w:spacing w:after="40" w:before="0"/>
               <w:jc w:val="center"/>
             </w:pPr>
@@ -559,6 +572,7 @@
           </w:tcPr>
           <w:p>
             <w:pPr>
+              <w:keepNext w:val="false"/>
               <w:spacing w:after="40" w:before="0"/>
               <w:jc w:val="left"/>
             </w:pPr>
@@ -591,6 +605,7 @@
           </w:tcPr>
           <w:p>
             <w:pPr>
+              <w:keepNext w:val="false"/>
               <w:spacing w:after="40" w:before="0"/>
               <w:jc w:val="left"/>
             </w:pPr>
@@ -652,6 +667,7 @@
           </w:tcPr>
           <w:p>
             <w:pPr>
+              <w:keepNext/>
               <w:spacing w:after="40" w:before="0"/>
               <w:jc w:val="center"/>
             </w:pPr>
@@ -686,6 +702,7 @@
           </w:tcPr>
           <w:p>
             <w:pPr>
+              <w:keepNext w:val="false"/>
               <w:spacing w:after="40" w:before="0"/>
               <w:jc w:val="left"/>
             </w:pPr>
@@ -718,6 +735,7 @@
           </w:tcPr>
           <w:p>
             <w:pPr>
+              <w:keepNext w:val="false"/>
               <w:spacing w:after="40" w:before="0"/>
               <w:jc w:val="left"/>
             </w:pPr>
@@ -779,6 +797,7 @@
           </w:tcPr>
           <w:p>
             <w:pPr>
+              <w:keepNext/>
               <w:spacing w:after="40" w:before="0"/>
               <w:jc w:val="center"/>
             </w:pPr>
@@ -813,6 +832,7 @@
           </w:tcPr>
           <w:p>
             <w:pPr>
+              <w:keepNext w:val="false"/>
               <w:spacing w:after="40" w:before="0"/>
               <w:jc w:val="left"/>
             </w:pPr>
@@ -845,6 +865,7 @@
           </w:tcPr>
           <w:p>
             <w:pPr>
+              <w:keepNext w:val="false"/>
               <w:spacing w:after="40" w:before="0"/>
               <w:jc w:val="left"/>
             </w:pPr>
@@ -908,6 +929,7 @@
           </w:tcPr>
           <w:p>
             <w:pPr>
+              <w:keepNext w:val="false"/>
               <w:spacing w:after="40" w:before="0"/>
               <w:jc w:val="center"/>
             </w:pPr>
@@ -942,6 +964,7 @@
           </w:tcPr>
           <w:p>
             <w:pPr>
+              <w:keepNext w:val="false"/>
               <w:spacing w:after="40" w:before="0"/>
               <w:jc w:val="left"/>
             </w:pPr>
@@ -974,6 +997,7 @@
           </w:tcPr>
           <w:p>
             <w:pPr>
+              <w:keepNext w:val="false"/>
               <w:spacing w:after="40" w:before="0"/>
               <w:jc w:val="left"/>
             </w:pPr>
@@ -1006,6 +1030,7 @@
           </w:tcPr>
           <w:p>
             <w:pPr>
+              <w:keepNext w:val="false"/>
               <w:spacing w:after="40" w:before="0"/>
               <w:jc w:val="left"/>
             </w:pPr>
@@ -1038,6 +1063,7 @@
           </w:tcPr>
           <w:p>
             <w:pPr>
+              <w:keepNext w:val="false"/>
               <w:spacing w:after="40" w:before="0"/>
               <w:jc w:val="left"/>
             </w:pPr>
@@ -1072,6 +1098,7 @@
           </w:tcPr>
           <w:p>
             <w:pPr>
+              <w:keepNext w:val="false"/>
               <w:spacing w:after="40" w:before="0"/>
               <w:jc w:val="left"/>
             </w:pPr>
@@ -1104,6 +1131,7 @@
           </w:tcPr>
           <w:p>
             <w:pPr>
+              <w:keepNext w:val="false"/>
               <w:spacing w:after="40" w:before="0"/>
               <w:jc w:val="left"/>
             </w:pPr>
@@ -1136,6 +1164,7 @@
           </w:tcPr>
           <w:p>
             <w:pPr>
+              <w:keepNext w:val="false"/>
               <w:spacing w:after="40" w:before="0"/>
               <w:jc w:val="left"/>
             </w:pPr>
@@ -1168,6 +1197,7 @@
           </w:tcPr>
           <w:p>
             <w:pPr>
+              <w:keepNext w:val="false"/>
               <w:spacing w:after="40" w:before="0"/>
               <w:jc w:val="left"/>
             </w:pPr>
@@ -1202,6 +1232,7 @@
           </w:tcPr>
           <w:p>
             <w:pPr>
+              <w:keepNext w:val="false"/>
               <w:spacing w:after="40" w:before="0"/>
               <w:jc w:val="left"/>
             </w:pPr>
@@ -1234,6 +1265,7 @@
           </w:tcPr>
           <w:p>
             <w:pPr>
+              <w:keepNext w:val="false"/>
               <w:spacing w:after="40" w:before="0"/>
               <w:jc w:val="left"/>
             </w:pPr>
@@ -1266,6 +1298,7 @@
           </w:tcPr>
           <w:p>
             <w:pPr>
+              <w:keepNext w:val="false"/>
               <w:spacing w:after="40" w:before="0"/>
               <w:jc w:val="left"/>
             </w:pPr>
@@ -1298,6 +1331,7 @@
           </w:tcPr>
           <w:p>
             <w:pPr>
+              <w:keepNext w:val="false"/>
               <w:spacing w:after="40" w:before="0"/>
               <w:jc w:val="left"/>
             </w:pPr>
@@ -1332,6 +1366,7 @@
           </w:tcPr>
           <w:p>
             <w:pPr>
+              <w:keepNext w:val="false"/>
               <w:spacing w:after="40" w:before="0"/>
               <w:jc w:val="left"/>
             </w:pPr>
@@ -1364,6 +1399,7 @@
           </w:tcPr>
           <w:p>
             <w:pPr>
+              <w:keepNext w:val="false"/>
               <w:spacing w:after="40" w:before="0"/>
               <w:jc w:val="left"/>
             </w:pPr>
@@ -1396,6 +1432,7 @@
           </w:tcPr>
           <w:p>
             <w:pPr>
+              <w:keepNext w:val="false"/>
               <w:spacing w:after="40" w:before="0"/>
               <w:jc w:val="left"/>
             </w:pPr>
@@ -1428,6 +1465,7 @@
           </w:tcPr>
           <w:p>
             <w:pPr>
+              <w:keepNext w:val="false"/>
               <w:spacing w:after="40" w:before="0"/>
               <w:jc w:val="left"/>
             </w:pPr>
@@ -1462,6 +1500,7 @@
           </w:tcPr>
           <w:p>
             <w:pPr>
+              <w:keepNext w:val="false"/>
               <w:spacing w:after="40" w:before="0"/>
               <w:jc w:val="left"/>
             </w:pPr>
@@ -1494,6 +1533,7 @@
           </w:tcPr>
           <w:p>
             <w:pPr>
+              <w:keepNext w:val="false"/>
               <w:spacing w:after="40" w:before="0"/>
               <w:jc w:val="left"/>
             </w:pPr>
@@ -1526,6 +1566,7 @@
           </w:tcPr>
           <w:p>
             <w:pPr>
+              <w:keepNext w:val="false"/>
               <w:spacing w:after="40" w:before="0"/>
               <w:jc w:val="left"/>
             </w:pPr>
@@ -1558,6 +1599,7 @@
           </w:tcPr>
           <w:p>
             <w:pPr>
+              <w:keepNext w:val="false"/>
               <w:spacing w:after="40" w:before="0"/>
               <w:jc w:val="left"/>
             </w:pPr>
@@ -1592,6 +1634,7 @@
           </w:tcPr>
           <w:p>
             <w:pPr>
+              <w:keepNext w:val="false"/>
               <w:spacing w:after="40" w:before="0"/>
               <w:jc w:val="left"/>
             </w:pPr>
@@ -1624,6 +1667,7 @@
           </w:tcPr>
           <w:p>
             <w:pPr>
+              <w:keepNext w:val="false"/>
               <w:spacing w:after="40" w:before="0"/>
               <w:jc w:val="left"/>
             </w:pPr>
@@ -1656,6 +1700,7 @@
           </w:tcPr>
           <w:p>
             <w:pPr>
+              <w:keepNext w:val="false"/>
               <w:spacing w:after="40" w:before="0"/>
               <w:jc w:val="left"/>
             </w:pPr>
@@ -1688,6 +1733,7 @@
           </w:tcPr>
           <w:p>
             <w:pPr>
+              <w:keepNext w:val="false"/>
               <w:spacing w:after="40" w:before="0"/>
               <w:jc w:val="left"/>
             </w:pPr>
@@ -1826,7 +1872,7 @@
         </w:rPr>
         <w:t xml:space="preserve">© 2026 SeaVuria and ARES. This work is licensed under a </w:t>
       </w:r>
-      <w:hyperlink w:history="1" r:id="rIdylgw-mdw3-daxs1jlqrax">
+      <w:hyperlink w:history="1" r:id="rIdh3ay9nb3sm6dv0kir8hx4">
         <w:r>
           <w:rPr>
             <w:rFonts w:ascii="Arial" w:cs="Arial" w:eastAsia="Arial" w:hAnsi="Arial"/>
@@ -1846,7 +1892,7 @@
         </w:rPr>
         <w:t xml:space="preserve"> (</w:t>
       </w:r>
-      <w:hyperlink w:history="1" r:id="rIdf5usip4ffni-cirsriy2x">
+      <w:hyperlink w:history="1" r:id="rIdaqbmmmmi8-eflomz0omo0">
         <w:r>
           <w:rPr>
             <w:rFonts w:ascii="Arial" w:cs="Arial" w:eastAsia="Arial" w:hAnsi="Arial"/>
@@ -1866,7 +1912,7 @@
         </w:rPr>
         <w:t xml:space="preserve">). To view a copy of this license, visit </w:t>
       </w:r>
-      <w:hyperlink w:history="1" r:id="rIdafch-jho0pczer68a3lqg">
+      <w:hyperlink w:history="1" r:id="rIddofjt6j_i4pzlhrwfqzbx">
         <w:r>
           <w:rPr>
             <w:rFonts w:ascii="Arial" w:cs="Arial" w:eastAsia="Arial" w:hAnsi="Arial"/>

--- a/data/outputs/v2/Physics/SS4.2_Introduction_to_Space_Physics/Physics_Introduction_to_Space_Physics_FinalExplanation_TeacherKey.docx
+++ b/data/outputs/v2/Physics/SS4.2_Introduction_to_Space_Physics/Physics_Introduction_to_Space_Physics_FinalExplanation_TeacherKey.docx
@@ -1872,7 +1872,7 @@
         </w:rPr>
         <w:t xml:space="preserve">© 2026 SeaVuria and ARES. This work is licensed under a </w:t>
       </w:r>
-      <w:hyperlink w:history="1" r:id="rIdh3ay9nb3sm6dv0kir8hx4">
+      <w:hyperlink w:history="1" r:id="rIdwm5qg11xvrqlk8mdqvhg4">
         <w:r>
           <w:rPr>
             <w:rFonts w:ascii="Arial" w:cs="Arial" w:eastAsia="Arial" w:hAnsi="Arial"/>
@@ -1892,7 +1892,7 @@
         </w:rPr>
         <w:t xml:space="preserve"> (</w:t>
       </w:r>
-      <w:hyperlink w:history="1" r:id="rIdaqbmmmmi8-eflomz0omo0">
+      <w:hyperlink w:history="1" r:id="rIdtd21q1djxapxepi7ye6pl">
         <w:r>
           <w:rPr>
             <w:rFonts w:ascii="Arial" w:cs="Arial" w:eastAsia="Arial" w:hAnsi="Arial"/>
@@ -1912,7 +1912,7 @@
         </w:rPr>
         <w:t xml:space="preserve">). To view a copy of this license, visit </w:t>
       </w:r>
-      <w:hyperlink w:history="1" r:id="rIddofjt6j_i4pzlhrwfqzbx">
+      <w:hyperlink w:history="1" r:id="rIdag0bf6csxw4fbpvsuies1">
         <w:r>
           <w:rPr>
             <w:rFonts w:ascii="Arial" w:cs="Arial" w:eastAsia="Arial" w:hAnsi="Arial"/>
